--- a/fra/docx/015.content.docx
+++ b/fra/docx/015.content.docx
@@ -150,26 +150,6 @@
           <w:lang w:val="fr_FR" w:bidi="fr_FR"/>
         </w:rPr>
         <w:t>Q</w:t>
-      </w:r>
-      <w:r>
-        <w:rPr>
-          <w:lang w:val="fr_FR" w:bidi="fr_FR"/>
-        </w:rPr>
-      </w:r>
-    </w:p>
-    <w:p>
-      <w:pPr/>
-      <w:r>
-        <w:rPr>
-          <w:lang w:val="fr_FR" w:bidi="fr_FR"/>
-        </w:rPr>
-      </w:r>
-      <w:r>
-        <w:rPr>
-          <w:i/>
-          <w:lang w:val="fr_FR" w:bidi="fr_FR"/>
-        </w:rPr>
-        <w:t>Quatre empires mondiaux</w:t>
       </w:r>
       <w:r>
         <w:rPr>

--- a/fra/docx/015.content.docx
+++ b/fra/docx/015.content.docx
@@ -19,7 +19,7 @@
         <w:rPr>
           <w:lang w:val="fr_FR" w:bidi="fr_FR"/>
         </w:rPr>
-        <w:t>Resource: Study Notes - Themes (Tyndale)</w:t>
+        <w:t>Resource: Tyndale Open Study Notes</w:t>
       </w:r>
       <w:r>
         <w:rPr>
@@ -112,7 +112,7 @@
         <w:rPr>
           <w:lang w:val="fr_FR" w:bidi="fr_FR"/>
         </w:rPr>
-        <w:t>Study Notes - Themes (Tyndale)</w:t>
+        <w:t>Tyndale Open Study Notes</w:t>
       </w:r>
     </w:p>
     <w:p>

--- a/fra/docx/015.content.docx
+++ b/fra/docx/015.content.docx
@@ -19,7 +19,7 @@
         <w:rPr>
           <w:lang w:val="fr_FR" w:bidi="fr_FR"/>
         </w:rPr>
-        <w:t>Resource: Tyndale Open Study Notes</w:t>
+        <w:t>Resource: Aquifer Open Study Notes (Themes)</w:t>
       </w:r>
       <w:r>
         <w:rPr>
@@ -112,7 +112,7 @@
         <w:rPr>
           <w:lang w:val="fr_FR" w:bidi="fr_FR"/>
         </w:rPr>
-        <w:t>Tyndale Open Study Notes</w:t>
+        <w:t>Aquifer Open Study Notes (Themes)</w:t>
       </w:r>
     </w:p>
     <w:p>

--- a/fra/docx/015.content.docx
+++ b/fra/docx/015.content.docx
@@ -233,36 +233,24 @@
         </w:rPr>
         <w:t xml:space="preserve">Le livre de Daniel décrit deux visions importantes qui montrent que Dieu règne sur tout le cours de l'Histoire. Le roi Nebucadnetsar de Babylone a la première de ces deux visions (chap. </w:t>
       </w:r>
-      <w:hyperlink r:id="rId13">
-        <w:r>
-          <w:rPr>
-            <w:lang w:val="fr_FR" w:bidi="fr_FR"/>
-          </w:rPr>
-          <w:rPr>
-            <w:color w:val="0000EE"/>
-            <w:u w:val="single"/>
-          </w:rPr>
-          <w:t>2</w:t>
-        </w:r>
-      </w:hyperlink>
+      <w:r>
+        <w:rPr>
+          <w:lang w:val="fr_FR" w:bidi="fr_FR"/>
+        </w:rPr>
+        <w:t>2</w:t>
+      </w:r>
       <w:r>
         <w:rPr>
           <w:lang w:val="fr_FR" w:bidi="fr_FR"/>
         </w:rPr>
         <w:t xml:space="preserve">) et le prophète Daniel a l'autre, qui lui est similaire (chap. </w:t>
       </w:r>
-      <w:hyperlink r:id="rId14">
-        <w:r>
-          <w:rPr>
-            <w:lang w:val="fr_FR" w:bidi="fr_FR"/>
-          </w:rPr>
-          <w:rPr>
-            <w:color w:val="0000EE"/>
-            <w:u w:val="single"/>
-          </w:rPr>
-          <w:t>7</w:t>
-        </w:r>
-      </w:hyperlink>
+      <w:r>
+        <w:rPr>
+          <w:lang w:val="fr_FR" w:bidi="fr_FR"/>
+        </w:rPr>
+        <w:t>7</w:t>
+      </w:r>
       <w:r>
         <w:rPr>
           <w:lang w:val="fr_FR" w:bidi="fr_FR"/>
@@ -447,72 +435,48 @@
         </w:rPr>
         <w:t xml:space="preserve">Les visions de Daniel donnent un regard spirituel sur les puissances de ce monde. Le royaume de Dieu les détruira et les remplacera toutes. C'est la pierre qui se détache sans le secours d'aucune main dans </w:t>
       </w:r>
-      <w:hyperlink r:id="rId15">
-        <w:r>
-          <w:rPr>
-            <w:lang w:val="fr_FR" w:bidi="fr_FR"/>
-          </w:rPr>
-          <w:rPr>
-            <w:color w:val="0000EE"/>
-            <w:u w:val="single"/>
-          </w:rPr>
-          <w:t>Daniel 2.34</w:t>
-        </w:r>
-      </w:hyperlink>
+      <w:r>
+        <w:rPr>
+          <w:lang w:val="fr_FR" w:bidi="fr_FR"/>
+        </w:rPr>
+        <w:t>Daniel 2.34</w:t>
+      </w:r>
       <w:r>
         <w:rPr>
           <w:lang w:val="fr_FR" w:bidi="fr_FR"/>
         </w:rPr>
         <w:t xml:space="preserve">. Dans la vision du chapitre </w:t>
       </w:r>
-      <w:hyperlink r:id="rId13">
-        <w:r>
-          <w:rPr>
-            <w:lang w:val="fr_FR" w:bidi="fr_FR"/>
-          </w:rPr>
-          <w:rPr>
-            <w:color w:val="0000EE"/>
-            <w:u w:val="single"/>
-          </w:rPr>
-          <w:t>2</w:t>
-        </w:r>
-      </w:hyperlink>
+      <w:r>
+        <w:rPr>
+          <w:lang w:val="fr_FR" w:bidi="fr_FR"/>
+        </w:rPr>
+        <w:t>2</w:t>
+      </w:r>
       <w:r>
         <w:rPr>
           <w:lang w:val="fr_FR" w:bidi="fr_FR"/>
         </w:rPr>
         <w:t xml:space="preserve">, les métaux de la statue qui décrivent les empires successifs deviennent de moins en moins précieux. Cependant, au chapitre </w:t>
       </w:r>
-      <w:hyperlink r:id="rId14">
-        <w:r>
-          <w:rPr>
-            <w:lang w:val="fr_FR" w:bidi="fr_FR"/>
-          </w:rPr>
-          <w:rPr>
-            <w:color w:val="0000EE"/>
-            <w:u w:val="single"/>
-          </w:rPr>
-          <w:t>7</w:t>
-        </w:r>
-      </w:hyperlink>
+      <w:r>
+        <w:rPr>
+          <w:lang w:val="fr_FR" w:bidi="fr_FR"/>
+        </w:rPr>
+        <w:t>7</w:t>
+      </w:r>
       <w:r>
         <w:rPr>
           <w:lang w:val="fr_FR" w:bidi="fr_FR"/>
         </w:rPr>
         <w:t>, les bêtes deviennent de plus en plus féroces et violentes. Ces caractéristiques montrent que la civilisation humaine décline au fil du temps, alors que le royaume de Dieu augmente en puissance et en taille (</w:t>
       </w:r>
-      <w:hyperlink r:id="rId16">
-        <w:r>
-          <w:rPr>
-            <w:lang w:val="fr_FR" w:bidi="fr_FR"/>
-          </w:rPr>
-          <w:rPr>
-            <w:color w:val="0000EE"/>
-            <w:u w:val="single"/>
-          </w:rPr>
-          <w:t>2.35</w:t>
-        </w:r>
-      </w:hyperlink>
+      <w:r>
+        <w:rPr>
+          <w:lang w:val="fr_FR" w:bidi="fr_FR"/>
+        </w:rPr>
+        <w:t>2.35</w:t>
+      </w:r>
       <w:r>
         <w:rPr>
           <w:lang w:val="fr_FR" w:bidi="fr_FR"/>
@@ -542,36 +506,24 @@
           <w:lang w:val="fr_FR" w:bidi="fr_FR"/>
         </w:rPr>
       </w:r>
-      <w:hyperlink r:id="rId13">
-        <w:r>
-          <w:rPr>
-            <w:lang w:val="fr_FR" w:bidi="fr_FR"/>
-          </w:rPr>
-          <w:rPr>
-            <w:color w:val="0000EE"/>
-            <w:u w:val="single"/>
-          </w:rPr>
-          <w:t>Daniel 2.1–49</w:t>
-        </w:r>
-      </w:hyperlink>
+      <w:r>
+        <w:rPr>
+          <w:lang w:val="fr_FR" w:bidi="fr_FR"/>
+        </w:rPr>
+        <w:t>Daniel 2.1–49</w:t>
+      </w:r>
       <w:r>
         <w:rPr>
           <w:lang w:val="fr_FR" w:bidi="fr_FR"/>
         </w:rPr>
         <w:t xml:space="preserve"> ; </w:t>
       </w:r>
-      <w:hyperlink r:id="rId14">
-        <w:r>
-          <w:rPr>
-            <w:lang w:val="fr_FR" w:bidi="fr_FR"/>
-          </w:rPr>
-          <w:rPr>
-            <w:color w:val="0000EE"/>
-            <w:u w:val="single"/>
-          </w:rPr>
-          <w:t>7.1–28</w:t>
-        </w:r>
-      </w:hyperlink>
+      <w:r>
+        <w:rPr>
+          <w:lang w:val="fr_FR" w:bidi="fr_FR"/>
+        </w:rPr>
+        <w:t>7.1–28</w:t>
+      </w:r>
       <w:r>
         <w:rPr>
           <w:lang w:val="fr_FR" w:bidi="fr_FR"/>
